--- a/1c/Лаба-2/ПРИ123-ТИПС-#02-Нямаа.docx
+++ b/1c/Лаба-2/ПРИ123-ТИПС-#02-Нямаа.docx
@@ -1202,13 +1202,7 @@
         <w:rPr>
           <w:sz w:val="28"/>
         </w:rPr>
-        <w:t xml:space="preserve"> </w:t>
-      </w:r>
-      <w:r>
-        <w:rPr>
-          <w:sz w:val="28"/>
-        </w:rPr>
-        <w:t>(</w:t>
+        <w:t xml:space="preserve"> (</w:t>
       </w:r>
       <w:r>
         <w:rPr>
@@ -1377,14 +1371,7 @@
           <w:bCs/>
           <w:sz w:val="28"/>
         </w:rPr>
-        <w:t>Asynchronous AND</w:t>
-      </w:r>
-      <w:r>
-        <w:rPr>
-          <w:bCs/>
-          <w:sz w:val="28"/>
-        </w:rPr>
-        <w:t>»</w:t>
+        <w:t>Asynchronous AND»</w:t>
       </w:r>
       <w:r>
         <w:rPr>
@@ -1450,14 +1437,7 @@
         <w:rPr>
           <w:sz w:val="28"/>
         </w:rPr>
-        <w:t xml:space="preserve">Установка базового и запрошенного программного </w:t>
-      </w:r>
-      <w:proofErr w:type="gramStart"/>
-      <w:r>
-        <w:rPr>
-          <w:sz w:val="28"/>
-        </w:rPr>
-        <w:t xml:space="preserve">обеспечения </w:t>
+        <w:t>Установка базового и запрошенного программного обеспечения</w:t>
       </w:r>
       <w:r>
         <w:rPr>
@@ -1465,7 +1445,6 @@
         </w:rPr>
         <w:t>.</w:t>
       </w:r>
-      <w:proofErr w:type="gramEnd"/>
     </w:p>
     <w:p>
       <w:pPr>
@@ -1493,13 +1472,7 @@
         <w:rPr>
           <w:sz w:val="28"/>
         </w:rPr>
-        <w:t xml:space="preserve">. </w:t>
-      </w:r>
-      <w:r>
-        <w:rPr>
-          <w:sz w:val="28"/>
-        </w:rPr>
-        <w:t xml:space="preserve">После данного процесса идет перекресток с логическим </w:t>
+        <w:t xml:space="preserve">. После данного процесса идет перекресток с логическим </w:t>
       </w:r>
       <w:r>
         <w:rPr>
@@ -1671,19 +1644,7 @@
         <w:rPr>
           <w:sz w:val="28"/>
         </w:rPr>
-        <w:t xml:space="preserve">В случае </w:t>
-      </w:r>
-      <w:r>
-        <w:rPr>
-          <w:sz w:val="28"/>
-        </w:rPr>
-        <w:t>удачной отладки виртуальной машины</w:t>
-      </w:r>
-      <w:r>
-        <w:rPr>
-          <w:sz w:val="28"/>
-        </w:rPr>
-        <w:t xml:space="preserve"> запуститься процесс передачи данных в скрипт предоставления прав доступа.</w:t>
+        <w:t>В случае удачной отладки виртуальной машины запуститься процесс передачи данных в скрипт предоставления прав доступа.</w:t>
       </w:r>
     </w:p>
     <w:p>
@@ -1772,13 +1733,7 @@
         <w:rPr>
           <w:sz w:val="28"/>
         </w:rPr>
-        <w:t xml:space="preserve"> 8</w:t>
-      </w:r>
-      <w:r>
-        <w:rPr>
-          <w:sz w:val="28"/>
-        </w:rPr>
-        <w:t>, представлена ниже.</w:t>
+        <w:t xml:space="preserve"> 8, представлена ниже.</w:t>
       </w:r>
     </w:p>
     <w:p>
@@ -1793,6 +1748,7 @@
       </w:pPr>
       <w:r>
         <w:rPr>
+          <w:noProof/>
           <w:sz w:val="28"/>
           <w:szCs w:val="28"/>
           <w:lang w:val="ru-RU"/>
@@ -2686,6 +2642,7 @@
   <w:style w:type="character" w:default="1" w:styleId="a0">
     <w:name w:val="Default Paragraph Font"/>
     <w:uiPriority w:val="1"/>
+    <w:semiHidden/>
     <w:unhideWhenUsed/>
   </w:style>
   <w:style w:type="table" w:default="1" w:styleId="a1">
